--- a/laporan/OUTPUT_TAHAPAN_KEGIATAN/Kegiatan_3_System_Implementation_and_Coding/Master_Laporan_Phase_3/Laporan_Implementasi_dan_Coding_SE2026_PPU_Phase3.docx
+++ b/laporan/OUTPUT_TAHAPAN_KEGIATAN/Kegiatan_3_System_Implementation_and_Coding/Master_Laporan_Phase_3/Laporan_Implementasi_dan_Coding_SE2026_PPU_Phase3.docx
@@ -370,7 +370,7 @@
                 <w:color w:val="1E293B"/>
                 <w:sz w:val="19"/>
               </w:rPr>
-              <w:t>Yahya Abdurrohman, S.Tr.Stat.</w:t>
+              <w:t>Yahya Abdurrohman</w:t>
             </w:r>
           </w:p>
         </w:tc>
@@ -398,7 +398,7 @@
                 <w:color w:val="1E3A8A"/>
                 <w:sz w:val="19"/>
               </w:rPr>
-              <w:t>NIP</w:t>
+              <w:t>Jabatan / Unit Kerja</w:t>
             </w:r>
           </w:p>
         </w:tc>
@@ -423,7 +423,7 @@
                 <w:color w:val="1E293B"/>
                 <w:sz w:val="19"/>
               </w:rPr>
-              <w:t>20010323 202404 1 001</w:t>
+              <w:t>Ahli Pertama - Statistisi / Subbagian Umum &amp; Tim IPJKD-DLS</w:t>
             </w:r>
           </w:p>
         </w:tc>
@@ -451,7 +451,7 @@
                 <w:color w:val="1E3A8A"/>
                 <w:sz w:val="19"/>
               </w:rPr>
-              <w:t>Jabatan / Unit Kerja</w:t>
+              <w:t>Mentor</w:t>
             </w:r>
           </w:p>
         </w:tc>
@@ -476,7 +476,7 @@
                 <w:color w:val="1E293B"/>
                 <w:sz w:val="19"/>
               </w:rPr>
-              <w:t>Ahli Pertama - Statistisi / Subbagian Umum &amp; Tim IPJKD-DLS</w:t>
+              <w:t>Baihaqi Ilham Syah, S.Tr.Stat. (Ketua Tim IPJKD &amp; DLS / BPS Kab. PPU)</w:t>
             </w:r>
           </w:p>
         </w:tc>
@@ -504,7 +504,7 @@
                 <w:color w:val="1E3A8A"/>
                 <w:sz w:val="19"/>
               </w:rPr>
-              <w:t>Mentor</w:t>
+              <w:t>Instansi</w:t>
             </w:r>
           </w:p>
         </w:tc>
@@ -529,7 +529,7 @@
                 <w:color w:val="1E293B"/>
                 <w:sz w:val="19"/>
               </w:rPr>
-              <w:t>Baihaqi Ilham Syah, S.Tr.Stat. (Ketua Tim IPJKD &amp; DLS / BPS Kab. PPU)</w:t>
+              <w:t>Badan Pusat Statistik Kabupaten Penajam Paser Utara</w:t>
             </w:r>
           </w:p>
         </w:tc>
@@ -557,7 +557,7 @@
                 <w:color w:val="1E3A8A"/>
                 <w:sz w:val="19"/>
               </w:rPr>
-              <w:t>Instansi</w:t>
+              <w:t>Tanggal Penyusunan</w:t>
             </w:r>
           </w:p>
         </w:tc>
@@ -571,59 +571,6 @@
               <w:right w:w="100" w:type="dxa"/>
             </w:tcMar>
             <w:shd w:fill="F8FAFC"/>
-          </w:tcPr>
-          <w:p>
-            <w:pPr>
-              <w:spacing w:before="40" w:after="40"/>
-            </w:pPr>
-            <w:r>
-              <w:rPr>
-                <w:rFonts w:ascii="Calibri" w:hAnsi="Calibri"/>
-                <w:color w:val="1E293B"/>
-                <w:sz w:val="19"/>
-              </w:rPr>
-              <w:t>Badan Pusat Statistik Kabupaten Penajam Paser Utara</w:t>
-            </w:r>
-          </w:p>
-        </w:tc>
-      </w:tr>
-      <w:tr>
-        <w:tc>
-          <w:tcPr>
-            <w:tcW w:type="dxa" w:w="2880"/>
-            <w:tcMar>
-              <w:top w:w="50" w:type="dxa"/>
-              <w:bottom w:w="50" w:type="dxa"/>
-              <w:left w:w="100" w:type="dxa"/>
-              <w:right w:w="100" w:type="dxa"/>
-            </w:tcMar>
-            <w:shd w:fill="FFFFFF"/>
-          </w:tcPr>
-          <w:p>
-            <w:pPr>
-              <w:spacing w:before="40" w:after="40"/>
-            </w:pPr>
-            <w:r>
-              <w:rPr>
-                <w:rFonts w:ascii="Calibri" w:hAnsi="Calibri"/>
-                <w:b/>
-                <w:color w:val="1E3A8A"/>
-                <w:sz w:val="19"/>
-              </w:rPr>
-              <w:t>Tanggal Penyusunan</w:t>
-            </w:r>
-          </w:p>
-        </w:tc>
-        <w:tc>
-          <w:tcPr>
-            <w:tcW w:type="dxa" w:w="6192"/>
-            <w:tcMar>
-              <w:top w:w="50" w:type="dxa"/>
-              <w:bottom w:w="50" w:type="dxa"/>
-              <w:left w:w="100" w:type="dxa"/>
-              <w:right w:w="100" w:type="dxa"/>
-            </w:tcMar>
-            <w:shd w:fill="FFFFFF"/>
           </w:tcPr>
           <w:p>
             <w:pPr>
@@ -849,7 +796,7 @@
           <w:color w:val="1E293B"/>
           <w:sz w:val="19"/>
         </w:rPr>
-        <w:t xml:space="preserve"> Yahya Abdurrohman, S.Tr.Stat.  </w:t>
+        <w:t xml:space="preserve"> Yahya Abdurrohman  </w:t>
       </w:r>
     </w:p>
     <w:p>
@@ -18117,7 +18064,7 @@
           <w:color w:val="1E293B"/>
           <w:sz w:val="19"/>
         </w:rPr>
-        <w:t>Yahya Abdurrohman, S.Tr.Stat.</w:t>
+        <w:t>Yahya Abdurrohman</w:t>
       </w:r>
       <w:r>
         <w:rPr>

--- a/laporan/OUTPUT_TAHAPAN_KEGIATAN/Kegiatan_3_System_Implementation_and_Coding/Master_Laporan_Phase_3/Laporan_Implementasi_dan_Coding_SE2026_PPU_Phase3.docx
+++ b/laporan/OUTPUT_TAHAPAN_KEGIATAN/Kegiatan_3_System_Implementation_and_Coding/Master_Laporan_Phase_3/Laporan_Implementasi_dan_Coding_SE2026_PPU_Phase3.docx
@@ -18116,7 +18116,6 @@
       </w:r>
     </w:p>
     <w:sectPr>
-      <w:headerReference w:type="default" r:id="rId9"/>
       <w:footerReference w:type="default" r:id="rId10"/>
       <w:pgSz w:w="12240" w:h="15840"/>
       <w:pgMar w:top="1440" w:right="1440" w:bottom="1440" w:left="1656" w:header="720" w:footer="720" w:gutter="0"/>
@@ -18154,14 +18153,18 @@
       <w:pStyle w:val="Header"/>
       <w:jc w:val="right"/>
     </w:pPr>
-    <w:r>
-      <w:rPr>
-        <w:rFonts w:ascii="Calibri" w:hAnsi="Calibri"/>
-        <w:color w:val="64748B"/>
-        <w:sz w:val="17"/>
-      </w:rPr>
-      <w:t>Pananyo Taka — Fase 3: Implementasi dan Pengkodean Sistem</w:t>
-    </w:r>
+    <w:r/>
+  </w:p>
+</w:hdr>
+</file>
+
+<file path=word/header2.xml><?xml version="1.0" encoding="utf-8"?>
+<w:hdr xmlns:m="http://schemas.openxmlformats.org/officeDocument/2006/math" xmlns:mc="http://schemas.openxmlformats.org/markup-compatibility/2006" xmlns:mo="http://schemas.microsoft.com/office/mac/office/2008/main" xmlns:mv="urn:schemas-microsoft-com:mac:vml" xmlns:o="urn:schemas-microsoft-com:office:office" xmlns:r="http://schemas.openxmlformats.org/officeDocument/2006/relationships" xmlns:v="urn:schemas-microsoft-com:vml" xmlns:w10="urn:schemas-microsoft-com:office:word" xmlns:w14="http://schemas.microsoft.com/office/word/2010/wordml" xmlns:w="http://schemas.openxmlformats.org/wordprocessingml/2006/main" xmlns:wne="http://schemas.microsoft.com/office/word/2006/wordml" xmlns:wp14="http://schemas.microsoft.com/office/word/2010/wordprocessingDrawing" xmlns:wp="http://schemas.openxmlformats.org/drawingml/2006/wordprocessingDrawing" xmlns:wpc="http://schemas.microsoft.com/office/word/2010/wordprocessingCanvas" xmlns:wpg="http://schemas.microsoft.com/office/word/2010/wordprocessingGroup" xmlns:wpi="http://schemas.microsoft.com/office/word/2010/wordprocessingInk" xmlns:wps="http://schemas.microsoft.com/office/word/2010/wordprocessingShape" mc:Ignorable="w14 wp14">
+  <w:p>
+    <w:pPr>
+      <w:pStyle w:val="Header"/>
+    </w:pPr>
+    <w:r/>
   </w:p>
 </w:hdr>
 </file>
